--- a/fra/docx/61.content.docx
+++ b/fra/docx/61.content.docx
@@ -19,7 +19,7 @@
         <w:rPr>
           <w:lang w:val="fr_FR" w:bidi="fr_FR"/>
         </w:rPr>
-        <w:t>Resource: Notes d'étude - Introductions aux livres (Tyndale)</w:t>
+        <w:t>Resource: Tyndale Open Study Notes</w:t>
       </w:r>
       <w:r>
         <w:rPr>
@@ -112,7 +112,7 @@
         <w:rPr>
           <w:lang w:val="fr_FR" w:bidi="fr_FR"/>
         </w:rPr>
-        <w:t>Notes d'étude - Introductions aux livres (Tyndale)</w:t>
+        <w:t>Tyndale Open Study Notes</w:t>
       </w:r>
     </w:p>
     <w:p>

--- a/fra/docx/61.content.docx
+++ b/fra/docx/61.content.docx
@@ -19,7 +19,7 @@
         <w:rPr>
           <w:lang w:val="fr_FR" w:bidi="fr_FR"/>
         </w:rPr>
-        <w:t>Resource: Tyndale Open Study Notes</w:t>
+        <w:t>Resource: Aquifer Open Study Notes (Book Intros)</w:t>
       </w:r>
       <w:r>
         <w:rPr>
@@ -112,7 +112,7 @@
         <w:rPr>
           <w:lang w:val="fr_FR" w:bidi="fr_FR"/>
         </w:rPr>
-        <w:t>Tyndale Open Study Notes</w:t>
+        <w:t>Aquifer Open Study Notes (Book Intros)</w:t>
       </w:r>
     </w:p>
     <w:p>

--- a/fra/docx/61.content.docx
+++ b/fra/docx/61.content.docx
@@ -258,36 +258,24 @@
         </w:rPr>
         <w:t>2 Pierre s’adresse probablement au même groupe de croyants que celui mentionné dans 1 Pierre (</w:t>
       </w:r>
-      <w:hyperlink r:id="rId13">
-        <w:r>
-          <w:rPr>
-            <w:lang w:val="fr_FR" w:bidi="fr_FR"/>
-          </w:rPr>
-          <w:rPr>
-            <w:color w:val="0000EE"/>
-            <w:u w:val="single"/>
-          </w:rPr>
-          <w:t>1P 1.1</w:t>
-        </w:r>
-      </w:hyperlink>
+      <w:r>
+        <w:rPr>
+          <w:lang w:val="fr_FR" w:bidi="fr_FR"/>
+        </w:rPr>
+        <w:t>1P 1.1</w:t>
+      </w:r>
       <w:r>
         <w:rPr>
           <w:lang w:val="fr_FR" w:bidi="fr_FR"/>
         </w:rPr>
         <w:t xml:space="preserve"> ; voir </w:t>
       </w:r>
-      <w:hyperlink r:id="rId14">
-        <w:r>
-          <w:rPr>
-            <w:lang w:val="fr_FR" w:bidi="fr_FR"/>
-          </w:rPr>
-          <w:rPr>
-            <w:color w:val="0000EE"/>
-            <w:u w:val="single"/>
-          </w:rPr>
-          <w:t>2P 3.1</w:t>
-        </w:r>
-      </w:hyperlink>
+      <w:r>
+        <w:rPr>
+          <w:lang w:val="fr_FR" w:bidi="fr_FR"/>
+        </w:rPr>
+        <w:t>2P 3.1</w:t>
+      </w:r>
       <w:r>
         <w:rPr>
           <w:lang w:val="fr_FR" w:bidi="fr_FR"/>
@@ -306,18 +294,12 @@
         </w:rPr>
         <w:t>. (</w:t>
       </w:r>
-      <w:hyperlink r:id="rId15">
-        <w:r>
-          <w:rPr>
-            <w:lang w:val="fr_FR" w:bidi="fr_FR"/>
-          </w:rPr>
-          <w:rPr>
-            <w:color w:val="0000EE"/>
-            <w:u w:val="single"/>
-          </w:rPr>
-          <w:t>Ac 12.16–17</w:t>
-        </w:r>
-      </w:hyperlink>
+      <w:r>
+        <w:rPr>
+          <w:lang w:val="fr_FR" w:bidi="fr_FR"/>
+        </w:rPr>
+        <w:t>Ac 12.16–17</w:t>
+      </w:r>
       <w:r>
         <w:rPr>
           <w:lang w:val="fr_FR" w:bidi="fr_FR"/>
@@ -349,72 +331,48 @@
         </w:rPr>
         <w:t>Dans l’ouverture de sa lettre (</w:t>
       </w:r>
-      <w:hyperlink r:id="rId16">
-        <w:r>
-          <w:rPr>
-            <w:lang w:val="fr_FR" w:bidi="fr_FR"/>
-          </w:rPr>
-          <w:rPr>
-            <w:color w:val="0000EE"/>
-            <w:u w:val="single"/>
-          </w:rPr>
-          <w:t>1.1–15</w:t>
-        </w:r>
-      </w:hyperlink>
+      <w:r>
+        <w:rPr>
+          <w:lang w:val="fr_FR" w:bidi="fr_FR"/>
+        </w:rPr>
+        <w:t>1.1–15</w:t>
+      </w:r>
       <w:r>
         <w:rPr>
           <w:lang w:val="fr_FR" w:bidi="fr_FR"/>
         </w:rPr>
         <w:t>), Pierre s'identifie ainsi que ses lecteurs (</w:t>
       </w:r>
-      <w:hyperlink r:id="rId17">
-        <w:r>
-          <w:rPr>
-            <w:lang w:val="fr_FR" w:bidi="fr_FR"/>
-          </w:rPr>
-          <w:rPr>
-            <w:color w:val="0000EE"/>
-            <w:u w:val="single"/>
-          </w:rPr>
-          <w:t>1.1–2</w:t>
-        </w:r>
-      </w:hyperlink>
+      <w:r>
+        <w:rPr>
+          <w:lang w:val="fr_FR" w:bidi="fr_FR"/>
+        </w:rPr>
+        <w:t>1.1–2</w:t>
+      </w:r>
       <w:r>
         <w:rPr>
           <w:lang w:val="fr_FR" w:bidi="fr_FR"/>
         </w:rPr>
         <w:t>), puis expose sa préoccupation principale : il souhaite que ses lecteurs grandissent dans la connaissance de Dieu et du Christ (</w:t>
       </w:r>
-      <w:hyperlink r:id="rId18">
-        <w:r>
-          <w:rPr>
-            <w:lang w:val="fr_FR" w:bidi="fr_FR"/>
-          </w:rPr>
-          <w:rPr>
-            <w:color w:val="0000EE"/>
-            <w:u w:val="single"/>
-          </w:rPr>
-          <w:t>1.3–11</w:t>
-        </w:r>
-      </w:hyperlink>
+      <w:r>
+        <w:rPr>
+          <w:lang w:val="fr_FR" w:bidi="fr_FR"/>
+        </w:rPr>
+        <w:t>1.3–11</w:t>
+      </w:r>
       <w:r>
         <w:rPr>
           <w:lang w:val="fr_FR" w:bidi="fr_FR"/>
         </w:rPr>
         <w:t>). Il leur confie aussi, avec un certain sentiment d’urgence, qu’il sait que sa fin est proche (</w:t>
       </w:r>
-      <w:hyperlink r:id="rId19">
-        <w:r>
-          <w:rPr>
-            <w:lang w:val="fr_FR" w:bidi="fr_FR"/>
-          </w:rPr>
-          <w:rPr>
-            <w:color w:val="0000EE"/>
-            <w:u w:val="single"/>
-          </w:rPr>
-          <w:t>1.12–15</w:t>
-        </w:r>
-      </w:hyperlink>
+      <w:r>
+        <w:rPr>
+          <w:lang w:val="fr_FR" w:bidi="fr_FR"/>
+        </w:rPr>
+        <w:t>1.12–15</w:t>
+      </w:r>
       <w:r>
         <w:rPr>
           <w:lang w:val="fr_FR" w:bidi="fr_FR"/>
@@ -435,36 +393,24 @@
         </w:rPr>
         <w:t xml:space="preserve">Le </w:t>
       </w:r>
-      <w:hyperlink r:id="rId20">
-        <w:r>
-          <w:rPr>
-            <w:lang w:val="fr_FR" w:bidi="fr_FR"/>
-          </w:rPr>
-          <w:rPr>
-            <w:color w:val="0000EE"/>
-            <w:u w:val="single"/>
-          </w:rPr>
-          <w:t>chap. 2</w:t>
-        </w:r>
-      </w:hyperlink>
+      <w:r>
+        <w:rPr>
+          <w:lang w:val="fr_FR" w:bidi="fr_FR"/>
+        </w:rPr>
+        <w:t>chap. 2</w:t>
+      </w:r>
       <w:r>
         <w:rPr>
           <w:lang w:val="fr_FR" w:bidi="fr_FR"/>
         </w:rPr>
         <w:t xml:space="preserve"> constitue le cœur du message. Pierre y expose et condamne fermement les faux enseignants. Avant cette dénonciation, il rappelle avec force la certitude du retour glorieux du Christ (</w:t>
       </w:r>
-      <w:hyperlink r:id="rId21">
-        <w:r>
-          <w:rPr>
-            <w:lang w:val="fr_FR" w:bidi="fr_FR"/>
-          </w:rPr>
-          <w:rPr>
-            <w:color w:val="0000EE"/>
-            <w:u w:val="single"/>
-          </w:rPr>
-          <w:t>1.16–21</w:t>
-        </w:r>
-      </w:hyperlink>
+      <w:r>
+        <w:rPr>
+          <w:lang w:val="fr_FR" w:bidi="fr_FR"/>
+        </w:rPr>
+        <w:t>1.16–21</w:t>
+      </w:r>
       <w:r>
         <w:rPr>
           <w:lang w:val="fr_FR" w:bidi="fr_FR"/>
@@ -485,72 +431,48 @@
         </w:rPr>
         <w:t>Pierre dénonce les faux enseignants en quatre étapes : il annonce d’abord la venue de ces imposteurs (</w:t>
       </w:r>
-      <w:hyperlink r:id="rId22">
-        <w:r>
-          <w:rPr>
-            <w:lang w:val="fr_FR" w:bidi="fr_FR"/>
-          </w:rPr>
-          <w:rPr>
-            <w:color w:val="0000EE"/>
-            <w:u w:val="single"/>
-          </w:rPr>
-          <w:t>2.1–3</w:t>
-        </w:r>
-      </w:hyperlink>
+      <w:r>
+        <w:rPr>
+          <w:lang w:val="fr_FR" w:bidi="fr_FR"/>
+        </w:rPr>
+        <w:t>2.1–3</w:t>
+      </w:r>
       <w:r>
         <w:rPr>
           <w:lang w:val="fr_FR" w:bidi="fr_FR"/>
         </w:rPr>
         <w:t>), affirme ensuite que Dieu saura les juger tout en sauvant les justes (</w:t>
       </w:r>
-      <w:hyperlink r:id="rId23">
-        <w:r>
-          <w:rPr>
-            <w:lang w:val="fr_FR" w:bidi="fr_FR"/>
-          </w:rPr>
-          <w:rPr>
-            <w:color w:val="0000EE"/>
-            <w:u w:val="single"/>
-          </w:rPr>
-          <w:t>2.4–10</w:t>
-        </w:r>
-      </w:hyperlink>
+      <w:r>
+        <w:rPr>
+          <w:lang w:val="fr_FR" w:bidi="fr_FR"/>
+        </w:rPr>
+        <w:t>2.4–10</w:t>
+      </w:r>
       <w:r>
         <w:rPr>
           <w:lang w:val="fr_FR" w:bidi="fr_FR"/>
         </w:rPr>
         <w:t>), expose clairement leurs comportements pécheurs (</w:t>
       </w:r>
-      <w:hyperlink r:id="rId24">
-        <w:r>
-          <w:rPr>
-            <w:lang w:val="fr_FR" w:bidi="fr_FR"/>
-          </w:rPr>
-          <w:rPr>
-            <w:color w:val="0000EE"/>
-            <w:u w:val="single"/>
-          </w:rPr>
-          <w:t>2.10–16</w:t>
-        </w:r>
-      </w:hyperlink>
+      <w:r>
+        <w:rPr>
+          <w:lang w:val="fr_FR" w:bidi="fr_FR"/>
+        </w:rPr>
+        <w:t>2.10–16</w:t>
+      </w:r>
       <w:r>
         <w:rPr>
           <w:lang w:val="fr_FR" w:bidi="fr_FR"/>
         </w:rPr>
         <w:t>), puis prononce leur condamnation (</w:t>
       </w:r>
-      <w:hyperlink r:id="rId25">
-        <w:r>
-          <w:rPr>
-            <w:lang w:val="fr_FR" w:bidi="fr_FR"/>
-          </w:rPr>
-          <w:rPr>
-            <w:color w:val="0000EE"/>
-            <w:u w:val="single"/>
-          </w:rPr>
-          <w:t>2.17–22</w:t>
-        </w:r>
-      </w:hyperlink>
+      <w:r>
+        <w:rPr>
+          <w:lang w:val="fr_FR" w:bidi="fr_FR"/>
+        </w:rPr>
+        <w:t>2.17–22</w:t>
+      </w:r>
       <w:r>
         <w:rPr>
           <w:lang w:val="fr_FR" w:bidi="fr_FR"/>
@@ -571,36 +493,24 @@
         </w:rPr>
         <w:t xml:space="preserve">Dans le </w:t>
       </w:r>
-      <w:hyperlink r:id="rId20">
-        <w:r>
-          <w:rPr>
-            <w:lang w:val="fr_FR" w:bidi="fr_FR"/>
-          </w:rPr>
-          <w:rPr>
-            <w:color w:val="0000EE"/>
-            <w:u w:val="single"/>
-          </w:rPr>
-          <w:t>chap. 3</w:t>
-        </w:r>
-      </w:hyperlink>
+      <w:r>
+        <w:rPr>
+          <w:lang w:val="fr_FR" w:bidi="fr_FR"/>
+        </w:rPr>
+        <w:t>chap. 3</w:t>
+      </w:r>
       <w:r>
         <w:rPr>
           <w:lang w:val="fr_FR" w:bidi="fr_FR"/>
         </w:rPr>
         <w:t>, il insiste à nouveau sur la promesse du retour du Christ dans la gloire pour transformer le monde (</w:t>
       </w:r>
-      <w:hyperlink r:id="rId26">
-        <w:r>
-          <w:rPr>
-            <w:lang w:val="fr_FR" w:bidi="fr_FR"/>
-          </w:rPr>
-          <w:rPr>
-            <w:color w:val="0000EE"/>
-            <w:u w:val="single"/>
-          </w:rPr>
-          <w:t>3.1–13</w:t>
-        </w:r>
-      </w:hyperlink>
+      <w:r>
+        <w:rPr>
+          <w:lang w:val="fr_FR" w:bidi="fr_FR"/>
+        </w:rPr>
+        <w:t>3.1–13</w:t>
+      </w:r>
       <w:r>
         <w:rPr>
           <w:lang w:val="fr_FR" w:bidi="fr_FR"/>
@@ -619,36 +529,24 @@
         </w:rPr>
         <w:t>» (</w:t>
       </w:r>
-      <w:hyperlink r:id="rId27">
-        <w:r>
-          <w:rPr>
-            <w:lang w:val="fr_FR" w:bidi="fr_FR"/>
-          </w:rPr>
-          <w:rPr>
-            <w:color w:val="0000EE"/>
-            <w:u w:val="single"/>
-          </w:rPr>
-          <w:t>3.18</w:t>
-        </w:r>
-      </w:hyperlink>
+      <w:r>
+        <w:rPr>
+          <w:lang w:val="fr_FR" w:bidi="fr_FR"/>
+        </w:rPr>
+        <w:t>3.18</w:t>
+      </w:r>
       <w:r>
         <w:rPr>
           <w:lang w:val="fr_FR" w:bidi="fr_FR"/>
         </w:rPr>
         <w:t xml:space="preserve"> ; voir </w:t>
       </w:r>
-      <w:hyperlink r:id="rId18">
-        <w:r>
-          <w:rPr>
-            <w:lang w:val="fr_FR" w:bidi="fr_FR"/>
-          </w:rPr>
-          <w:rPr>
-            <w:color w:val="0000EE"/>
-            <w:u w:val="single"/>
-          </w:rPr>
-          <w:t>1.3–11</w:t>
-        </w:r>
-      </w:hyperlink>
+      <w:r>
+        <w:rPr>
+          <w:lang w:val="fr_FR" w:bidi="fr_FR"/>
+        </w:rPr>
+        <w:t>1.3–11</w:t>
+      </w:r>
       <w:r>
         <w:rPr>
           <w:lang w:val="fr_FR" w:bidi="fr_FR"/>
@@ -680,18 +578,12 @@
         </w:rPr>
         <w:t>L’auteur de la lettre se présente comme Simon Pierre (</w:t>
       </w:r>
-      <w:hyperlink r:id="rId28">
-        <w:r>
-          <w:rPr>
-            <w:lang w:val="fr_FR" w:bidi="fr_FR"/>
-          </w:rPr>
-          <w:rPr>
-            <w:color w:val="0000EE"/>
-            <w:u w:val="single"/>
-          </w:rPr>
-          <w:t>1.1</w:t>
-        </w:r>
-      </w:hyperlink>
+      <w:r>
+        <w:rPr>
+          <w:lang w:val="fr_FR" w:bidi="fr_FR"/>
+        </w:rPr>
+        <w:t>1.1</w:t>
+      </w:r>
       <w:r>
         <w:rPr>
           <w:lang w:val="fr_FR" w:bidi="fr_FR"/>
@@ -710,18 +602,12 @@
         </w:rPr>
         <w:t xml:space="preserve"> » (</w:t>
       </w:r>
-      <w:hyperlink r:id="rId14">
-        <w:r>
-          <w:rPr>
-            <w:lang w:val="fr_FR" w:bidi="fr_FR"/>
-          </w:rPr>
-          <w:rPr>
-            <w:color w:val="0000EE"/>
-            <w:u w:val="single"/>
-          </w:rPr>
-          <w:t>3.1</w:t>
-        </w:r>
-      </w:hyperlink>
+      <w:r>
+        <w:rPr>
+          <w:lang w:val="fr_FR" w:bidi="fr_FR"/>
+        </w:rPr>
+        <w:t>3.1</w:t>
+      </w:r>
       <w:r>
         <w:rPr>
           <w:lang w:val="fr_FR" w:bidi="fr_FR"/>
@@ -756,18 +642,12 @@
         </w:rPr>
         <w:t>Il est aussi possible que Silas (ou Silvain), qui a servi de scribe à Pierre pour l'écriture de sa première épître (</w:t>
       </w:r>
-      <w:hyperlink r:id="rId29">
-        <w:r>
-          <w:rPr>
-            <w:lang w:val="fr_FR" w:bidi="fr_FR"/>
-          </w:rPr>
-          <w:rPr>
-            <w:color w:val="0000EE"/>
-            <w:u w:val="single"/>
-          </w:rPr>
-          <w:t>1P 5.12</w:t>
-        </w:r>
-      </w:hyperlink>
+      <w:r>
+        <w:rPr>
+          <w:lang w:val="fr_FR" w:bidi="fr_FR"/>
+        </w:rPr>
+        <w:t>1P 5.12</w:t>
+      </w:r>
       <w:r>
         <w:rPr>
           <w:lang w:val="fr_FR" w:bidi="fr_FR"/>
@@ -799,270 +679,180 @@
         </w:rPr>
         <w:t xml:space="preserve">Il existe une relation littéraire évidente entre 2 Pierre et Jude. Les deux lettres utilisent des expressions rares et spécifiques qui se recoupent de façon trop précise pour que ces ressemblances soient dues au hasard ou à une tradition orale commune (cf. </w:t>
       </w:r>
-      <w:hyperlink r:id="rId30">
-        <w:r>
-          <w:rPr>
-            <w:lang w:val="fr_FR" w:bidi="fr_FR"/>
-          </w:rPr>
-          <w:rPr>
-            <w:color w:val="0000EE"/>
-            <w:u w:val="single"/>
-          </w:rPr>
-          <w:t>2P 2.3</w:t>
-        </w:r>
-      </w:hyperlink>
+      <w:r>
+        <w:rPr>
+          <w:lang w:val="fr_FR" w:bidi="fr_FR"/>
+        </w:rPr>
+        <w:t>2P 2.3</w:t>
+      </w:r>
       <w:r>
         <w:rPr>
           <w:lang w:val="fr_FR" w:bidi="fr_FR"/>
         </w:rPr>
         <w:t xml:space="preserve"> // </w:t>
       </w:r>
-      <w:hyperlink r:id="rId31">
-        <w:r>
-          <w:rPr>
-            <w:lang w:val="fr_FR" w:bidi="fr_FR"/>
-          </w:rPr>
-          <w:rPr>
-            <w:color w:val="0000EE"/>
-            <w:u w:val="single"/>
-          </w:rPr>
-          <w:t xml:space="preserve">Jd 1.4 </w:t>
-        </w:r>
-      </w:hyperlink>
+      <w:r>
+        <w:rPr>
+          <w:lang w:val="fr_FR" w:bidi="fr_FR"/>
+        </w:rPr>
+        <w:t xml:space="preserve">Jd 1.4 </w:t>
+      </w:r>
       <w:r>
         <w:rPr>
           <w:lang w:val="fr_FR" w:bidi="fr_FR"/>
         </w:rPr>
         <w:t xml:space="preserve">; </w:t>
       </w:r>
-      <w:hyperlink r:id="rId32">
-        <w:r>
-          <w:rPr>
-            <w:lang w:val="fr_FR" w:bidi="fr_FR"/>
-          </w:rPr>
-          <w:rPr>
-            <w:color w:val="0000EE"/>
-            <w:u w:val="single"/>
-          </w:rPr>
-          <w:t>2P 2.4</w:t>
-        </w:r>
-      </w:hyperlink>
+      <w:r>
+        <w:rPr>
+          <w:lang w:val="fr_FR" w:bidi="fr_FR"/>
+        </w:rPr>
+        <w:t>2P 2.4</w:t>
+      </w:r>
       <w:r>
         <w:rPr>
           <w:lang w:val="fr_FR" w:bidi="fr_FR"/>
         </w:rPr>
         <w:t xml:space="preserve"> // </w:t>
       </w:r>
-      <w:hyperlink r:id="rId33">
-        <w:r>
-          <w:rPr>
-            <w:lang w:val="fr_FR" w:bidi="fr_FR"/>
-          </w:rPr>
-          <w:rPr>
-            <w:color w:val="0000EE"/>
-            <w:u w:val="single"/>
-          </w:rPr>
-          <w:t xml:space="preserve">Jd 1.6 </w:t>
-        </w:r>
-      </w:hyperlink>
+      <w:r>
+        <w:rPr>
+          <w:lang w:val="fr_FR" w:bidi="fr_FR"/>
+        </w:rPr>
+        <w:t xml:space="preserve">Jd 1.6 </w:t>
+      </w:r>
       <w:r>
         <w:rPr>
           <w:lang w:val="fr_FR" w:bidi="fr_FR"/>
         </w:rPr>
         <w:t xml:space="preserve">; </w:t>
       </w:r>
-      <w:hyperlink r:id="rId34">
-        <w:r>
-          <w:rPr>
-            <w:lang w:val="fr_FR" w:bidi="fr_FR"/>
-          </w:rPr>
-          <w:rPr>
-            <w:color w:val="0000EE"/>
-            <w:u w:val="single"/>
-          </w:rPr>
-          <w:t>2P 2.6</w:t>
-        </w:r>
-      </w:hyperlink>
+      <w:r>
+        <w:rPr>
+          <w:lang w:val="fr_FR" w:bidi="fr_FR"/>
+        </w:rPr>
+        <w:t>2P 2.6</w:t>
+      </w:r>
       <w:r>
         <w:rPr>
           <w:lang w:val="fr_FR" w:bidi="fr_FR"/>
         </w:rPr>
         <w:t xml:space="preserve"> // </w:t>
       </w:r>
-      <w:hyperlink r:id="rId35">
-        <w:r>
-          <w:rPr>
-            <w:lang w:val="fr_FR" w:bidi="fr_FR"/>
-          </w:rPr>
-          <w:rPr>
-            <w:color w:val="0000EE"/>
-            <w:u w:val="single"/>
-          </w:rPr>
-          <w:t xml:space="preserve">Jd 1.7 </w:t>
-        </w:r>
-      </w:hyperlink>
+      <w:r>
+        <w:rPr>
+          <w:lang w:val="fr_FR" w:bidi="fr_FR"/>
+        </w:rPr>
+        <w:t xml:space="preserve">Jd 1.7 </w:t>
+      </w:r>
       <w:r>
         <w:rPr>
           <w:lang w:val="fr_FR" w:bidi="fr_FR"/>
         </w:rPr>
         <w:t xml:space="preserve">; </w:t>
       </w:r>
-      <w:hyperlink r:id="rId36">
-        <w:r>
-          <w:rPr>
-            <w:lang w:val="fr_FR" w:bidi="fr_FR"/>
-          </w:rPr>
-          <w:rPr>
-            <w:color w:val="0000EE"/>
-            <w:u w:val="single"/>
-          </w:rPr>
-          <w:t>2P 2.10</w:t>
-        </w:r>
-      </w:hyperlink>
+      <w:r>
+        <w:rPr>
+          <w:lang w:val="fr_FR" w:bidi="fr_FR"/>
+        </w:rPr>
+        <w:t>2P 2.10</w:t>
+      </w:r>
       <w:r>
         <w:rPr>
           <w:lang w:val="fr_FR" w:bidi="fr_FR"/>
         </w:rPr>
         <w:t xml:space="preserve"> // </w:t>
       </w:r>
-      <w:hyperlink r:id="rId37">
-        <w:r>
-          <w:rPr>
-            <w:lang w:val="fr_FR" w:bidi="fr_FR"/>
-          </w:rPr>
-          <w:rPr>
-            <w:color w:val="0000EE"/>
-            <w:u w:val="single"/>
-          </w:rPr>
-          <w:t xml:space="preserve">Jd 1.8 </w:t>
-        </w:r>
-      </w:hyperlink>
+      <w:r>
+        <w:rPr>
+          <w:lang w:val="fr_FR" w:bidi="fr_FR"/>
+        </w:rPr>
+        <w:t xml:space="preserve">Jd 1.8 </w:t>
+      </w:r>
       <w:r>
         <w:rPr>
           <w:lang w:val="fr_FR" w:bidi="fr_FR"/>
         </w:rPr>
         <w:t xml:space="preserve">; </w:t>
       </w:r>
-      <w:hyperlink r:id="rId38">
-        <w:r>
-          <w:rPr>
-            <w:lang w:val="fr_FR" w:bidi="fr_FR"/>
-          </w:rPr>
-          <w:rPr>
-            <w:color w:val="0000EE"/>
-            <w:u w:val="single"/>
-          </w:rPr>
-          <w:t>2P 2.11</w:t>
-        </w:r>
-      </w:hyperlink>
+      <w:r>
+        <w:rPr>
+          <w:lang w:val="fr_FR" w:bidi="fr_FR"/>
+        </w:rPr>
+        <w:t>2P 2.11</w:t>
+      </w:r>
       <w:r>
         <w:rPr>
           <w:lang w:val="fr_FR" w:bidi="fr_FR"/>
         </w:rPr>
         <w:t xml:space="preserve"> // </w:t>
       </w:r>
-      <w:hyperlink r:id="rId39">
-        <w:r>
-          <w:rPr>
-            <w:lang w:val="fr_FR" w:bidi="fr_FR"/>
-          </w:rPr>
-          <w:rPr>
-            <w:color w:val="0000EE"/>
-            <w:u w:val="single"/>
-          </w:rPr>
-          <w:t xml:space="preserve">Jd 1.9 </w:t>
-        </w:r>
-      </w:hyperlink>
+      <w:r>
+        <w:rPr>
+          <w:lang w:val="fr_FR" w:bidi="fr_FR"/>
+        </w:rPr>
+        <w:t xml:space="preserve">Jd 1.9 </w:t>
+      </w:r>
       <w:r>
         <w:rPr>
           <w:lang w:val="fr_FR" w:bidi="fr_FR"/>
         </w:rPr>
         <w:t xml:space="preserve">; </w:t>
       </w:r>
-      <w:hyperlink r:id="rId40">
-        <w:r>
-          <w:rPr>
-            <w:lang w:val="fr_FR" w:bidi="fr_FR"/>
-          </w:rPr>
-          <w:rPr>
-            <w:color w:val="0000EE"/>
-            <w:u w:val="single"/>
-          </w:rPr>
-          <w:t>2P 2.13</w:t>
-        </w:r>
-      </w:hyperlink>
+      <w:r>
+        <w:rPr>
+          <w:lang w:val="fr_FR" w:bidi="fr_FR"/>
+        </w:rPr>
+        <w:t>2P 2.13</w:t>
+      </w:r>
       <w:r>
         <w:rPr>
           <w:lang w:val="fr_FR" w:bidi="fr_FR"/>
         </w:rPr>
         <w:t xml:space="preserve">, </w:t>
       </w:r>
-      <w:hyperlink r:id="rId41">
-        <w:r>
-          <w:rPr>
-            <w:lang w:val="fr_FR" w:bidi="fr_FR"/>
-          </w:rPr>
-          <w:rPr>
-            <w:color w:val="0000EE"/>
-            <w:u w:val="single"/>
-          </w:rPr>
-          <w:t>17</w:t>
-        </w:r>
-      </w:hyperlink>
+      <w:r>
+        <w:rPr>
+          <w:lang w:val="fr_FR" w:bidi="fr_FR"/>
+        </w:rPr>
+        <w:t>17</w:t>
+      </w:r>
       <w:r>
         <w:rPr>
           <w:lang w:val="fr_FR" w:bidi="fr_FR"/>
         </w:rPr>
         <w:t xml:space="preserve"> // </w:t>
       </w:r>
-      <w:hyperlink r:id="rId42">
-        <w:r>
-          <w:rPr>
-            <w:lang w:val="fr_FR" w:bidi="fr_FR"/>
-          </w:rPr>
-          <w:rPr>
-            <w:color w:val="0000EE"/>
-            <w:u w:val="single"/>
-          </w:rPr>
-          <w:t xml:space="preserve">Jd 1.12 </w:t>
-        </w:r>
-      </w:hyperlink>
+      <w:r>
+        <w:rPr>
+          <w:lang w:val="fr_FR" w:bidi="fr_FR"/>
+        </w:rPr>
+        <w:t xml:space="preserve">Jd 1.12 </w:t>
+      </w:r>
       <w:r>
         <w:rPr>
           <w:lang w:val="fr_FR" w:bidi="fr_FR"/>
         </w:rPr>
         <w:t xml:space="preserve">; </w:t>
       </w:r>
-      <w:hyperlink r:id="rId43">
-        <w:r>
-          <w:rPr>
-            <w:lang w:val="fr_FR" w:bidi="fr_FR"/>
-          </w:rPr>
-          <w:rPr>
-            <w:color w:val="0000EE"/>
-            <w:u w:val="single"/>
-          </w:rPr>
-          <w:t>2P 3.3</w:t>
-        </w:r>
-      </w:hyperlink>
+      <w:r>
+        <w:rPr>
+          <w:lang w:val="fr_FR" w:bidi="fr_FR"/>
+        </w:rPr>
+        <w:t>2P 3.3</w:t>
+      </w:r>
       <w:r>
         <w:rPr>
           <w:lang w:val="fr_FR" w:bidi="fr_FR"/>
         </w:rPr>
         <w:t xml:space="preserve"> // </w:t>
       </w:r>
-      <w:hyperlink r:id="rId37">
-        <w:r>
-          <w:rPr>
-            <w:lang w:val="fr_FR" w:bidi="fr_FR"/>
-          </w:rPr>
-          <w:rPr>
-            <w:color w:val="0000EE"/>
-            <w:u w:val="single"/>
-          </w:rPr>
-          <w:t>Jd 1.8</w:t>
-        </w:r>
-      </w:hyperlink>
+      <w:r>
+        <w:rPr>
+          <w:lang w:val="fr_FR" w:bidi="fr_FR"/>
+        </w:rPr>
+        <w:t>Jd 1.8</w:t>
+      </w:r>
       <w:r>
         <w:rPr>
           <w:lang w:val="fr_FR" w:bidi="fr_FR"/>
@@ -1108,54 +898,36 @@
         </w:rPr>
         <w:t>Les faux enseignants que Pierre dénonce ne correspondent à aucune hérésie clairement identifiée dans l’histoire de l’Église ancienne. Leur comportement se caractérise par l’immoralité et le mépris de l’autorité. Ils semblent croire que la grâce de Dieu leur accorde une liberté sans limites, justifiant ainsi toutes leurs actions (</w:t>
       </w:r>
-      <w:hyperlink r:id="rId44">
-        <w:r>
-          <w:rPr>
-            <w:lang w:val="fr_FR" w:bidi="fr_FR"/>
-          </w:rPr>
-          <w:rPr>
-            <w:color w:val="0000EE"/>
-            <w:u w:val="single"/>
-          </w:rPr>
-          <w:t>2P 2.19–20</w:t>
-        </w:r>
-      </w:hyperlink>
+      <w:r>
+        <w:rPr>
+          <w:lang w:val="fr_FR" w:bidi="fr_FR"/>
+        </w:rPr>
+        <w:t>2P 2.19–20</w:t>
+      </w:r>
       <w:r>
         <w:rPr>
           <w:lang w:val="fr_FR" w:bidi="fr_FR"/>
         </w:rPr>
         <w:t xml:space="preserve">). Ils rejettent toute forme d’autorité (voir </w:t>
       </w:r>
-      <w:hyperlink r:id="rId45">
-        <w:r>
-          <w:rPr>
-            <w:lang w:val="fr_FR" w:bidi="fr_FR"/>
-          </w:rPr>
-          <w:rPr>
-            <w:color w:val="0000EE"/>
-            <w:u w:val="single"/>
-          </w:rPr>
-          <w:t>2.10–11</w:t>
-        </w:r>
-      </w:hyperlink>
+      <w:r>
+        <w:rPr>
+          <w:lang w:val="fr_FR" w:bidi="fr_FR"/>
+        </w:rPr>
+        <w:t>2.10–11</w:t>
+      </w:r>
       <w:r>
         <w:rPr>
           <w:lang w:val="fr_FR" w:bidi="fr_FR"/>
         </w:rPr>
         <w:t>), se livrent à des relations sexuelles illicites, à l’excès de boisson et de nourriture, et à la cupidité (</w:t>
       </w:r>
-      <w:hyperlink r:id="rId46">
-        <w:r>
-          <w:rPr>
-            <w:lang w:val="fr_FR" w:bidi="fr_FR"/>
-          </w:rPr>
-          <w:rPr>
-            <w:color w:val="0000EE"/>
-            <w:u w:val="single"/>
-          </w:rPr>
-          <w:t>2.13–20</w:t>
-        </w:r>
-      </w:hyperlink>
+      <w:r>
+        <w:rPr>
+          <w:lang w:val="fr_FR" w:bidi="fr_FR"/>
+        </w:rPr>
+        <w:t>2.13–20</w:t>
+      </w:r>
       <w:r>
         <w:rPr>
           <w:lang w:val="fr_FR" w:bidi="fr_FR"/>
@@ -1187,72 +959,48 @@
         </w:rPr>
         <w:t>2 Pierre se concentre principalement sur l’urgence de faire face à la menace que représentent ces faux enseignants. Bien que ces débauchés se présentent comme des chrétiens (</w:t>
       </w:r>
-      <w:hyperlink r:id="rId47">
-        <w:r>
-          <w:rPr>
-            <w:lang w:val="fr_FR" w:bidi="fr_FR"/>
-          </w:rPr>
-          <w:rPr>
-            <w:color w:val="0000EE"/>
-            <w:u w:val="single"/>
-          </w:rPr>
-          <w:t>2.1</w:t>
-        </w:r>
-      </w:hyperlink>
+      <w:r>
+        <w:rPr>
+          <w:lang w:val="fr_FR" w:bidi="fr_FR"/>
+        </w:rPr>
+        <w:t>2.1</w:t>
+      </w:r>
       <w:r>
         <w:rPr>
           <w:lang w:val="fr_FR" w:bidi="fr_FR"/>
         </w:rPr>
         <w:t xml:space="preserve">, </w:t>
       </w:r>
-      <w:hyperlink r:id="rId48">
-        <w:r>
-          <w:rPr>
-            <w:lang w:val="fr_FR" w:bidi="fr_FR"/>
-          </w:rPr>
-          <w:rPr>
-            <w:color w:val="0000EE"/>
-            <w:u w:val="single"/>
-          </w:rPr>
-          <w:t>21–22</w:t>
-        </w:r>
-      </w:hyperlink>
+      <w:r>
+        <w:rPr>
+          <w:lang w:val="fr_FR" w:bidi="fr_FR"/>
+        </w:rPr>
+        <w:t>21–22</w:t>
+      </w:r>
       <w:r>
         <w:rPr>
           <w:lang w:val="fr_FR" w:bidi="fr_FR"/>
         </w:rPr>
         <w:t>), Pierre ne laisse aucun doute sur leur véritable nature : ils s’opposent à l’Éternel, et leur rébellion les conduit à la condamnation (</w:t>
       </w:r>
-      <w:hyperlink r:id="rId30">
-        <w:r>
-          <w:rPr>
-            <w:lang w:val="fr_FR" w:bidi="fr_FR"/>
-          </w:rPr>
-          <w:rPr>
-            <w:color w:val="0000EE"/>
-            <w:u w:val="single"/>
-          </w:rPr>
-          <w:t>2.3</w:t>
-        </w:r>
-      </w:hyperlink>
+      <w:r>
+        <w:rPr>
+          <w:lang w:val="fr_FR" w:bidi="fr_FR"/>
+        </w:rPr>
+        <w:t>2.3</w:t>
+      </w:r>
       <w:r>
         <w:rPr>
           <w:lang w:val="fr_FR" w:bidi="fr_FR"/>
         </w:rPr>
         <w:t xml:space="preserve">, </w:t>
       </w:r>
-      <w:hyperlink r:id="rId36">
-        <w:r>
-          <w:rPr>
-            <w:lang w:val="fr_FR" w:bidi="fr_FR"/>
-          </w:rPr>
-          <w:rPr>
-            <w:color w:val="0000EE"/>
-            <w:u w:val="single"/>
-          </w:rPr>
-          <w:t>10</w:t>
-        </w:r>
-      </w:hyperlink>
+      <w:r>
+        <w:rPr>
+          <w:lang w:val="fr_FR" w:bidi="fr_FR"/>
+        </w:rPr>
+        <w:t>10</w:t>
+      </w:r>
       <w:r>
         <w:rPr>
           <w:lang w:val="fr_FR" w:bidi="fr_FR"/>
